--- a/docs/PLCSim_Engineering_Guide.docx
+++ b/docs/PLCSim_Engineering_Guide.docx
@@ -439,7 +439,7 @@
         <w:pStyle w:val="ListBullet"/>
       </w:pPr>
       <w:r>
-        <w:t xml:space="preserve">Git - one commit per meaningful change, enforced by AGENTS.md and CLAUDE.md.</w:t>
+        <w:t xml:space="preserve">Git - one commit per meaningful change.</w:t>
       </w:r>
     </w:p>
     <w:p>
